--- a/web/app/document_templates/anexos/anexo_indefinido_contrato.docx
+++ b/web/app/document_templates/anexos/anexo_indefinido_contrato.docx
@@ -844,28 +844,6 @@
     </w:tbl>
     <w:p>
       <w:pPr>
-        <w:jc w:val="both"/>
-        <w:rPr>
-          <w:rFonts w:asciiTheme="minorHAnsi" w:hAnsiTheme="minorHAnsi" w:cstheme="minorHAnsi"/>
-        </w:rPr>
-      </w:pPr>
-    </w:p>
-    <w:p>
-      <w:pPr>
-        <w:rPr>
-          <w:rFonts w:asciiTheme="minorHAnsi" w:hAnsiTheme="minorHAnsi" w:cstheme="minorHAnsi"/>
-        </w:rPr>
-      </w:pPr>
-    </w:p>
-    <w:p>
-      <w:pPr>
-        <w:rPr>
-          <w:rFonts w:asciiTheme="minorHAnsi" w:hAnsiTheme="minorHAnsi" w:cstheme="minorHAnsi"/>
-        </w:rPr>
-      </w:pPr>
-    </w:p>
-    <w:p>
-      <w:pPr>
         <w:tabs>
           <w:tab w:val="left" w:pos="6945"/>
         </w:tabs>
@@ -873,12 +851,6 @@
           <w:rFonts w:asciiTheme="minorHAnsi" w:hAnsiTheme="minorHAnsi" w:cstheme="minorHAnsi"/>
         </w:rPr>
       </w:pPr>
-      <w:r>
-        <w:rPr>
-          <w:rFonts w:asciiTheme="minorHAnsi" w:hAnsiTheme="minorHAnsi" w:cstheme="minorHAnsi"/>
-        </w:rPr>
-        <w:tab/>
-      </w:r>
     </w:p>
     <w:sectPr>
       <w:headerReference w:type="default" r:id="rId8"/>
@@ -6006,7 +5978,7 @@
       <w:szCs w:val="24"/>
     </w:rPr>
   </w:style>
-  <w:style w:type="character" w:styleId="Textoennegrita">
+  <w:style w:type="character" w:styleId="Fuerte">
     <w:name w:val="Strong"/>
     <w:basedOn w:val="Fuentedeprrafopredeter"/>
     <w:uiPriority w:val="22"/>
